--- a/Form-dang-ky-thong-tin-hoc-vien.docx
+++ b/Form-dang-ky-thong-tin-hoc-vien.docx
@@ -2503,7 +2503,7 @@
         <w:rPr>
           <w:rStyle w:val="StringTok"/>
         </w:rPr>
-        <w:t xml:space="preserve">'4. Đơn vị công tác &amp; Vị trí chuyên môn hiện tại (Ví dụ: Opswat - Malware Analyst, Imexpharm - Helpdesk &amp; Security...)'</w:t>
+        <w:t xml:space="preserve">'4. Đơn vị công tác &amp; Vị trí chuyên môn hiện tại (Ví dụ: Doanh nghiệp CNTT - Kỹ sư Bảo mật, Khối Tài chính - Chuyên viên An toàn Mạng...)'</w:t>
       </w:r>
       <w:r>
         <w:rPr>
